--- a/0.docs/bit subnets.docx
+++ b/0.docs/bit subnets.docx
@@ -1276,6 +1276,7 @@
     <w:p>
       <w:pPr>
         <w:numPr>
+          <w:ilvl w:val="0"/>
           <w:numId w:val="0"/>
         </w:numPr>
         <w:ind w:leftChars="0" w:firstLine="420" w:firstLineChars="0"/>
@@ -1303,12 +1304,21 @@
           <w:lang w:val="en-US"/>
         </w:rPr>
         <w:tab/>
+      </w:r>
+      <w:r>
+        <w:rPr>
+          <w:rFonts w:hint="default"/>
+          <w:sz w:val="24"/>
+          <w:szCs w:val="24"/>
+          <w:lang w:val="en-US"/>
+        </w:rPr>
         <w:t xml:space="preserve">environmental / climate / weather forecasting. </w:t>
       </w:r>
     </w:p>
     <w:p>
       <w:pPr>
         <w:numPr>
+          <w:ilvl w:val="0"/>
           <w:numId w:val="0"/>
         </w:numPr>
         <w:ind w:leftChars="0" w:firstLine="420" w:firstLineChars="0"/>
@@ -1336,26 +1346,36 @@
           <w:lang w:val="en-US"/>
         </w:rPr>
         <w:tab/>
+      </w:r>
+      <w:r>
+        <w:rPr>
+          <w:rFonts w:hint="default"/>
+          <w:sz w:val="24"/>
+          <w:szCs w:val="24"/>
+          <w:lang w:val="en-US"/>
+        </w:rPr>
         <w:t>weather conditions) at specific locations and times.</w:t>
       </w:r>
     </w:p>
     <w:p>
       <w:pPr>
         <w:numPr>
-          <w:numId w:val="0"/>
-        </w:numPr>
-        <w:ind w:leftChars="0" w:firstLine="420" w:firstLineChars="0"/>
-        <w:rPr>
-          <w:rFonts w:hint="default"/>
-          <w:sz w:val="24"/>
-          <w:szCs w:val="24"/>
-          <w:lang w:val="en-US"/>
-        </w:rPr>
-      </w:pPr>
-    </w:p>
-    <w:p>
-      <w:pPr>
-        <w:numPr>
+          <w:ilvl w:val="0"/>
+          <w:numId w:val="0"/>
+        </w:numPr>
+        <w:ind w:leftChars="0" w:firstLine="420" w:firstLineChars="0"/>
+        <w:rPr>
+          <w:rFonts w:hint="default"/>
+          <w:sz w:val="24"/>
+          <w:szCs w:val="24"/>
+          <w:lang w:val="en-US"/>
+        </w:rPr>
+      </w:pPr>
+    </w:p>
+    <w:p>
+      <w:pPr>
+        <w:numPr>
+          <w:ilvl w:val="0"/>
           <w:numId w:val="0"/>
         </w:numPr>
         <w:ind w:leftChars="0" w:firstLine="420" w:firstLineChars="0"/>
@@ -1379,6 +1399,7 @@
     <w:p>
       <w:pPr>
         <w:numPr>
+          <w:ilvl w:val="0"/>
           <w:numId w:val="0"/>
         </w:numPr>
         <w:ind w:leftChars="0" w:firstLine="420" w:firstLineChars="0"/>
@@ -1406,6 +1427,14 @@
           <w:lang w:val="en-US"/>
         </w:rPr>
         <w:tab/>
+      </w:r>
+      <w:r>
+        <w:rPr>
+          <w:rFonts w:hint="default"/>
+          <w:sz w:val="24"/>
+          <w:szCs w:val="24"/>
+          <w:lang w:val="en-US"/>
+        </w:rPr>
         <w:t xml:space="preserve">dataset produced by the European Centre for Medium-Range Weather Forecasts </w:t>
       </w:r>
       <w:r>
@@ -1416,26 +1445,36 @@
           <w:lang w:val="en-US"/>
         </w:rPr>
         <w:tab/>
+      </w:r>
+      <w:r>
+        <w:rPr>
+          <w:rFonts w:hint="default"/>
+          <w:sz w:val="24"/>
+          <w:szCs w:val="24"/>
+          <w:lang w:val="en-US"/>
+        </w:rPr>
         <w:t>(ECMWF).</w:t>
       </w:r>
     </w:p>
     <w:p>
       <w:pPr>
         <w:numPr>
-          <w:numId w:val="0"/>
-        </w:numPr>
-        <w:ind w:leftChars="0" w:firstLine="420" w:firstLineChars="0"/>
-        <w:rPr>
-          <w:rFonts w:hint="default"/>
-          <w:sz w:val="24"/>
-          <w:szCs w:val="24"/>
-          <w:lang w:val="en-US"/>
-        </w:rPr>
-      </w:pPr>
-    </w:p>
-    <w:p>
-      <w:pPr>
-        <w:numPr>
+          <w:ilvl w:val="0"/>
+          <w:numId w:val="0"/>
+        </w:numPr>
+        <w:ind w:leftChars="0" w:firstLine="420" w:firstLineChars="0"/>
+        <w:rPr>
+          <w:rFonts w:hint="default"/>
+          <w:sz w:val="24"/>
+          <w:szCs w:val="24"/>
+          <w:lang w:val="en-US"/>
+        </w:rPr>
+      </w:pPr>
+    </w:p>
+    <w:p>
+      <w:pPr>
+        <w:numPr>
+          <w:ilvl w:val="0"/>
           <w:numId w:val="0"/>
         </w:numPr>
         <w:ind w:leftChars="0" w:firstLine="420" w:firstLineChars="0"/>
@@ -1459,20 +1498,22 @@
     <w:p>
       <w:pPr>
         <w:numPr>
-          <w:numId w:val="0"/>
-        </w:numPr>
-        <w:ind w:leftChars="0" w:firstLine="420" w:firstLineChars="0"/>
-        <w:rPr>
-          <w:rFonts w:hint="default"/>
-          <w:sz w:val="24"/>
-          <w:szCs w:val="24"/>
-          <w:lang w:val="en-US"/>
-        </w:rPr>
-      </w:pPr>
-    </w:p>
-    <w:p>
-      <w:pPr>
-        <w:numPr>
+          <w:ilvl w:val="0"/>
+          <w:numId w:val="0"/>
+        </w:numPr>
+        <w:ind w:leftChars="0" w:firstLine="420" w:firstLineChars="0"/>
+        <w:rPr>
+          <w:rFonts w:hint="default"/>
+          <w:sz w:val="24"/>
+          <w:szCs w:val="24"/>
+          <w:lang w:val="en-US"/>
+        </w:rPr>
+      </w:pPr>
+    </w:p>
+    <w:p>
+      <w:pPr>
+        <w:numPr>
+          <w:ilvl w:val="0"/>
           <w:numId w:val="0"/>
         </w:numPr>
         <w:ind w:leftChars="0" w:firstLine="420" w:firstLineChars="0"/>
@@ -1500,7 +1541,6 @@
           <w:lang w:val="en-US"/>
         </w:rPr>
         <w:tab/>
-        <w:t/>
       </w:r>
       <w:r>
         <w:rPr>
@@ -1510,26 +1550,36 @@
           <w:lang w:val="en-US"/>
         </w:rPr>
         <w:tab/>
+      </w:r>
+      <w:r>
+        <w:rPr>
+          <w:rFonts w:hint="default"/>
+          <w:sz w:val="24"/>
+          <w:szCs w:val="24"/>
+          <w:lang w:val="en-US"/>
+        </w:rPr>
         <w:t>time and need to send below 5 data with certain format)</w:t>
       </w:r>
     </w:p>
     <w:p>
       <w:pPr>
         <w:numPr>
-          <w:numId w:val="0"/>
-        </w:numPr>
-        <w:ind w:leftChars="0" w:firstLine="420" w:firstLineChars="0"/>
-        <w:rPr>
-          <w:rFonts w:hint="default"/>
-          <w:sz w:val="24"/>
-          <w:szCs w:val="24"/>
-          <w:lang w:val="en-US"/>
-        </w:rPr>
-      </w:pPr>
-    </w:p>
-    <w:p>
-      <w:pPr>
-        <w:numPr>
+          <w:ilvl w:val="0"/>
+          <w:numId w:val="0"/>
+        </w:numPr>
+        <w:ind w:leftChars="0" w:firstLine="420" w:firstLineChars="0"/>
+        <w:rPr>
+          <w:rFonts w:hint="default"/>
+          <w:sz w:val="24"/>
+          <w:szCs w:val="24"/>
+          <w:lang w:val="en-US"/>
+        </w:rPr>
+      </w:pPr>
+    </w:p>
+    <w:p>
+      <w:pPr>
+        <w:numPr>
+          <w:ilvl w:val="0"/>
           <w:numId w:val="0"/>
         </w:numPr>
         <w:ind w:leftChars="0" w:firstLine="420" w:firstLineChars="0"/>
@@ -1553,6 +1603,7 @@
     <w:p>
       <w:pPr>
         <w:numPr>
+          <w:ilvl w:val="0"/>
           <w:numId w:val="0"/>
         </w:numPr>
         <w:ind w:leftChars="0" w:firstLine="420" w:firstLineChars="0"/>
@@ -1576,6 +1627,7 @@
     <w:p>
       <w:pPr>
         <w:numPr>
+          <w:ilvl w:val="0"/>
           <w:numId w:val="0"/>
         </w:numPr>
         <w:ind w:leftChars="0" w:firstLine="420" w:firstLineChars="0"/>
@@ -1599,6 +1651,7 @@
     <w:p>
       <w:pPr>
         <w:numPr>
+          <w:ilvl w:val="0"/>
           <w:numId w:val="0"/>
         </w:numPr>
         <w:ind w:leftChars="0" w:firstLine="420" w:firstLineChars="0"/>
@@ -1622,6 +1675,7 @@
     <w:p>
       <w:pPr>
         <w:numPr>
+          <w:ilvl w:val="0"/>
           <w:numId w:val="0"/>
         </w:numPr>
         <w:ind w:leftChars="0" w:firstLine="420" w:firstLineChars="0"/>
@@ -1645,6 +1699,7 @@
     <w:p>
       <w:pPr>
         <w:numPr>
+          <w:ilvl w:val="0"/>
           <w:numId w:val="0"/>
         </w:numPr>
         <w:ind w:leftChars="0" w:firstLine="420" w:firstLineChars="0"/>
@@ -1668,20 +1723,22 @@
     <w:p>
       <w:pPr>
         <w:numPr>
-          <w:numId w:val="0"/>
-        </w:numPr>
-        <w:ind w:leftChars="0" w:firstLine="420" w:firstLineChars="0"/>
-        <w:rPr>
-          <w:rFonts w:hint="default"/>
-          <w:sz w:val="24"/>
-          <w:szCs w:val="24"/>
-          <w:lang w:val="en-US"/>
-        </w:rPr>
-      </w:pPr>
-    </w:p>
-    <w:p>
-      <w:pPr>
-        <w:numPr>
+          <w:ilvl w:val="0"/>
+          <w:numId w:val="0"/>
+        </w:numPr>
+        <w:ind w:leftChars="0" w:firstLine="420" w:firstLineChars="0"/>
+        <w:rPr>
+          <w:rFonts w:hint="default"/>
+          <w:sz w:val="24"/>
+          <w:szCs w:val="24"/>
+          <w:lang w:val="en-US"/>
+        </w:rPr>
+      </w:pPr>
+    </w:p>
+    <w:p>
+      <w:pPr>
+        <w:numPr>
+          <w:ilvl w:val="0"/>
           <w:numId w:val="0"/>
         </w:numPr>
         <w:ind w:leftChars="0" w:firstLine="420" w:firstLineChars="0"/>
@@ -1705,6 +1762,7 @@
     <w:p>
       <w:pPr>
         <w:numPr>
+          <w:ilvl w:val="0"/>
           <w:numId w:val="0"/>
         </w:numPr>
         <w:ind w:leftChars="0" w:firstLine="420" w:firstLineChars="0"/>
@@ -1742,6 +1800,7 @@
     <w:p>
       <w:pPr>
         <w:numPr>
+          <w:ilvl w:val="0"/>
           <w:numId w:val="0"/>
         </w:numPr>
         <w:ind w:leftChars="0" w:firstLine="420" w:firstLineChars="0"/>
@@ -1769,12 +1828,21 @@
           <w:lang w:val="en-US"/>
         </w:rPr>
         <w:tab/>
+      </w:r>
+      <w:r>
+        <w:rPr>
+          <w:rFonts w:hint="default"/>
+          <w:sz w:val="24"/>
+          <w:szCs w:val="24"/>
+          <w:lang w:val="en-US"/>
+        </w:rPr>
         <w:t xml:space="preserve">miners to respond quickly. </w:t>
       </w:r>
     </w:p>
     <w:p>
       <w:pPr>
         <w:numPr>
+          <w:ilvl w:val="0"/>
           <w:numId w:val="0"/>
         </w:numPr>
         <w:ind w:leftChars="0" w:firstLine="420" w:firstLineChars="0"/>
@@ -1802,12 +1870,21 @@
           <w:lang w:val="en-US"/>
         </w:rPr>
         <w:tab/>
+      </w:r>
+      <w:r>
+        <w:rPr>
+          <w:rFonts w:hint="default"/>
+          <w:sz w:val="24"/>
+          <w:szCs w:val="24"/>
+          <w:lang w:val="en-US"/>
+        </w:rPr>
         <w:t>incentive) we use to evaluate miner performance is defined as below image.</w:t>
       </w:r>
     </w:p>
     <w:p>
       <w:pPr>
         <w:numPr>
+          <w:ilvl w:val="0"/>
           <w:numId w:val="0"/>
         </w:numPr>
         <w:ind w:leftChars="0" w:firstLine="420" w:firstLineChars="0"/>
@@ -1865,20 +1942,22 @@
     <w:p>
       <w:pPr>
         <w:numPr>
-          <w:numId w:val="0"/>
-        </w:numPr>
-        <w:ind w:leftChars="0" w:firstLine="420" w:firstLineChars="0"/>
-        <w:rPr>
-          <w:rFonts w:hint="default"/>
-          <w:sz w:val="24"/>
-          <w:szCs w:val="24"/>
-          <w:lang w:val="en-US"/>
-        </w:rPr>
-      </w:pPr>
-    </w:p>
-    <w:p>
-      <w:pPr>
-        <w:numPr>
+          <w:ilvl w:val="0"/>
+          <w:numId w:val="0"/>
+        </w:numPr>
+        <w:ind w:leftChars="0" w:firstLine="420" w:firstLineChars="0"/>
+        <w:rPr>
+          <w:rFonts w:hint="default"/>
+          <w:sz w:val="24"/>
+          <w:szCs w:val="24"/>
+          <w:lang w:val="en-US"/>
+        </w:rPr>
+      </w:pPr>
+    </w:p>
+    <w:p>
+      <w:pPr>
+        <w:numPr>
+          <w:ilvl w:val="0"/>
           <w:numId w:val="0"/>
         </w:numPr>
         <w:ind w:leftChars="0" w:firstLine="420" w:firstLineChars="0"/>
@@ -1906,12 +1985,21 @@
           <w:lang w:val="en-US"/>
         </w:rPr>
         <w:tab/>
+      </w:r>
+      <w:r>
+        <w:rPr>
+          <w:rFonts w:hint="default"/>
+          <w:sz w:val="24"/>
+          <w:szCs w:val="24"/>
+          <w:lang w:val="en-US"/>
+        </w:rPr>
         <w:t>weather api that returns all locations of weather prediction data.</w:t>
       </w:r>
     </w:p>
     <w:p>
       <w:pPr>
         <w:numPr>
+          <w:ilvl w:val="0"/>
           <w:numId w:val="0"/>
         </w:numPr>
         <w:ind w:leftChars="0" w:firstLine="420" w:firstLineChars="0"/>
@@ -1935,6 +2023,7 @@
     <w:p>
       <w:pPr>
         <w:numPr>
+          <w:ilvl w:val="0"/>
           <w:numId w:val="0"/>
         </w:numPr>
         <w:ind w:leftChars="0" w:firstLine="420" w:firstLineChars="0"/>
@@ -1972,6 +2061,7 @@
     <w:p>
       <w:pPr>
         <w:numPr>
+          <w:ilvl w:val="0"/>
           <w:numId w:val="0"/>
         </w:numPr>
         <w:ind w:leftChars="0" w:firstLine="420" w:firstLineChars="0"/>
@@ -1995,6 +2085,7 @@
     <w:p>
       <w:pPr>
         <w:numPr>
+          <w:ilvl w:val="0"/>
           <w:numId w:val="0"/>
         </w:numPr>
         <w:ind w:leftChars="0" w:firstLine="420" w:firstLineChars="0"/>
@@ -2018,6 +2109,7 @@
     <w:p>
       <w:pPr>
         <w:numPr>
+          <w:ilvl w:val="0"/>
           <w:numId w:val="0"/>
         </w:numPr>
         <w:ind w:leftChars="0" w:firstLine="420" w:firstLineChars="0"/>
@@ -2041,6 +2133,7 @@
     <w:p>
       <w:pPr>
         <w:numPr>
+          <w:ilvl w:val="0"/>
           <w:numId w:val="0"/>
         </w:numPr>
         <w:ind w:firstLine="420" w:firstLineChars="0"/>
@@ -2055,6 +2148,7 @@
     <w:p>
       <w:pPr>
         <w:numPr>
+          <w:ilvl w:val="0"/>
           <w:numId w:val="0"/>
         </w:numPr>
         <w:ind w:leftChars="0" w:firstLine="420" w:firstLineChars="0"/>
@@ -2078,6 +2172,7 @@
     <w:p>
       <w:pPr>
         <w:numPr>
+          <w:ilvl w:val="0"/>
           <w:numId w:val="0"/>
         </w:numPr>
         <w:ind w:leftChars="0" w:firstLine="420" w:firstLineChars="0"/>
@@ -2105,12 +2200,21 @@
           <w:lang w:val="en-US"/>
         </w:rPr>
         <w:tab/>
+      </w:r>
+      <w:r>
+        <w:rPr>
+          <w:rFonts w:hint="default"/>
+          <w:sz w:val="24"/>
+          <w:szCs w:val="24"/>
+          <w:lang w:val="en-US"/>
+        </w:rPr>
         <w:t>day. But It’s impossible to prevent to kill the miner because of low performance.</w:t>
       </w:r>
     </w:p>
     <w:p>
       <w:pPr>
         <w:numPr>
+          <w:ilvl w:val="0"/>
           <w:numId w:val="0"/>
         </w:numPr>
         <w:ind w:leftChars="0" w:firstLine="420" w:firstLineChars="0"/>
@@ -2134,20 +2238,22 @@
     <w:p>
       <w:pPr>
         <w:numPr>
-          <w:numId w:val="0"/>
-        </w:numPr>
-        <w:ind w:leftChars="0" w:firstLine="420" w:firstLineChars="0"/>
-        <w:rPr>
-          <w:rFonts w:hint="default"/>
-          <w:sz w:val="24"/>
-          <w:szCs w:val="24"/>
-          <w:lang w:val="en-US"/>
-        </w:rPr>
-      </w:pPr>
-    </w:p>
-    <w:p>
-      <w:pPr>
-        <w:numPr>
+          <w:ilvl w:val="0"/>
+          <w:numId w:val="0"/>
+        </w:numPr>
+        <w:ind w:leftChars="0" w:firstLine="420" w:firstLineChars="0"/>
+        <w:rPr>
+          <w:rFonts w:hint="default"/>
+          <w:sz w:val="24"/>
+          <w:szCs w:val="24"/>
+          <w:lang w:val="en-US"/>
+        </w:rPr>
+      </w:pPr>
+    </w:p>
+    <w:p>
+      <w:pPr>
+        <w:numPr>
+          <w:ilvl w:val="0"/>
           <w:numId w:val="0"/>
         </w:numPr>
         <w:ind w:leftChars="0" w:firstLine="420" w:firstLineChars="0"/>
@@ -2209,6 +2315,7 @@
     <w:p>
       <w:pPr>
         <w:numPr>
+          <w:ilvl w:val="0"/>
           <w:numId w:val="0"/>
         </w:numPr>
         <w:ind w:leftChars="0" w:firstLine="420" w:firstLineChars="0"/>
@@ -2236,12 +2343,21 @@
           <w:lang w:val="en-US"/>
         </w:rPr>
         <w:tab/>
+      </w:r>
+      <w:r>
+        <w:rPr>
+          <w:rFonts w:hint="default"/>
+          <w:sz w:val="24"/>
+          <w:szCs w:val="24"/>
+          <w:lang w:val="en-US"/>
+        </w:rPr>
         <w:t>pre-trained with ERA5 data.</w:t>
       </w:r>
     </w:p>
     <w:p>
       <w:pPr>
         <w:numPr>
+          <w:ilvl w:val="0"/>
           <w:numId w:val="0"/>
         </w:numPr>
         <w:ind w:leftChars="0" w:firstLine="420" w:firstLineChars="0"/>
@@ -2265,6 +2381,7 @@
     <w:p>
       <w:pPr>
         <w:numPr>
+          <w:ilvl w:val="0"/>
           <w:numId w:val="0"/>
         </w:numPr>
         <w:ind w:leftChars="0" w:firstLine="420" w:firstLineChars="0"/>
@@ -2292,26 +2409,36 @@
           <w:lang w:val="en-US"/>
         </w:rPr>
         <w:tab/>
+      </w:r>
+      <w:r>
+        <w:rPr>
+          <w:rFonts w:hint="default"/>
+          <w:sz w:val="24"/>
+          <w:szCs w:val="24"/>
+          <w:lang w:val="en-US"/>
+        </w:rPr>
         <w:t>with A100 * 8 server.</w:t>
       </w:r>
     </w:p>
     <w:p>
       <w:pPr>
         <w:numPr>
-          <w:numId w:val="0"/>
-        </w:numPr>
-        <w:ind w:leftChars="0" w:firstLine="420" w:firstLineChars="0"/>
-        <w:rPr>
-          <w:rFonts w:hint="default"/>
-          <w:sz w:val="24"/>
-          <w:szCs w:val="24"/>
-          <w:lang w:val="en-US"/>
-        </w:rPr>
-      </w:pPr>
-    </w:p>
-    <w:p>
-      <w:pPr>
-        <w:numPr>
+          <w:ilvl w:val="0"/>
+          <w:numId w:val="0"/>
+        </w:numPr>
+        <w:ind w:leftChars="0" w:firstLine="420" w:firstLineChars="0"/>
+        <w:rPr>
+          <w:rFonts w:hint="default"/>
+          <w:sz w:val="24"/>
+          <w:szCs w:val="24"/>
+          <w:lang w:val="en-US"/>
+        </w:rPr>
+      </w:pPr>
+    </w:p>
+    <w:p>
+      <w:pPr>
+        <w:numPr>
+          <w:ilvl w:val="0"/>
           <w:numId w:val="0"/>
         </w:numPr>
         <w:ind w:leftChars="0" w:firstLine="420" w:firstLineChars="0"/>
@@ -2359,6 +2486,7 @@
     <w:p>
       <w:pPr>
         <w:numPr>
+          <w:ilvl w:val="0"/>
           <w:numId w:val="0"/>
         </w:numPr>
         <w:ind w:leftChars="0" w:firstLine="420" w:firstLineChars="0"/>
@@ -2382,6 +2510,7 @@
     <w:p>
       <w:pPr>
         <w:numPr>
+          <w:ilvl w:val="0"/>
           <w:numId w:val="0"/>
         </w:numPr>
         <w:ind w:leftChars="0" w:firstLine="420" w:firstLineChars="0"/>
@@ -2405,6 +2534,7 @@
     <w:p>
       <w:pPr>
         <w:numPr>
+          <w:ilvl w:val="0"/>
           <w:numId w:val="0"/>
         </w:numPr>
         <w:ind w:leftChars="0" w:firstLine="420" w:firstLineChars="0"/>
@@ -2428,6 +2558,7 @@
     <w:p>
       <w:pPr>
         <w:numPr>
+          <w:ilvl w:val="0"/>
           <w:numId w:val="0"/>
         </w:numPr>
         <w:ind w:leftChars="0" w:firstLine="420" w:firstLineChars="0"/>
@@ -2451,6 +2582,7 @@
     <w:p>
       <w:pPr>
         <w:numPr>
+          <w:ilvl w:val="0"/>
           <w:numId w:val="0"/>
         </w:numPr>
         <w:ind w:leftChars="0"/>
@@ -2465,6 +2597,7 @@
     <w:p>
       <w:pPr>
         <w:numPr>
+          <w:ilvl w:val="0"/>
           <w:numId w:val="0"/>
         </w:numPr>
         <w:ind w:leftChars="0"/>
@@ -2488,6 +2621,7 @@
     <w:p>
       <w:pPr>
         <w:numPr>
+          <w:ilvl w:val="0"/>
           <w:numId w:val="0"/>
         </w:numPr>
         <w:ind w:leftChars="0"/>
@@ -2511,6 +2645,7 @@
     <w:p>
       <w:pPr>
         <w:numPr>
+          <w:ilvl w:val="0"/>
           <w:numId w:val="0"/>
         </w:numPr>
         <w:ind w:leftChars="0"/>
@@ -2534,6 +2669,7 @@
     <w:p>
       <w:pPr>
         <w:numPr>
+          <w:ilvl w:val="0"/>
           <w:numId w:val="0"/>
         </w:numPr>
         <w:ind w:leftChars="0"/>
@@ -2548,6 +2684,7 @@
     <w:p>
       <w:pPr>
         <w:numPr>
+          <w:ilvl w:val="0"/>
           <w:numId w:val="0"/>
         </w:numPr>
         <w:ind w:leftChars="0"/>
@@ -2571,6 +2708,7 @@
     <w:p>
       <w:pPr>
         <w:numPr>
+          <w:ilvl w:val="0"/>
           <w:numId w:val="0"/>
         </w:numPr>
         <w:ind w:leftChars="0"/>
@@ -2634,6 +2772,7 @@
     <w:p>
       <w:pPr>
         <w:numPr>
+          <w:ilvl w:val="0"/>
           <w:numId w:val="0"/>
         </w:numPr>
         <w:ind w:leftChars="0" w:firstLine="420" w:firstLineChars="0"/>
@@ -2680,6 +2819,7 @@
     <w:p>
       <w:pPr>
         <w:numPr>
+          <w:ilvl w:val="0"/>
           <w:numId w:val="0"/>
         </w:numPr>
         <w:ind w:leftChars="0" w:firstLine="420" w:firstLineChars="0"/>
@@ -2703,6 +2843,7 @@
     <w:p>
       <w:pPr>
         <w:numPr>
+          <w:ilvl w:val="0"/>
           <w:numId w:val="0"/>
         </w:numPr>
         <w:ind w:leftChars="0" w:firstLine="420" w:firstLineChars="0"/>
@@ -2730,7 +2871,6 @@
           <w:lang w:val="en-US"/>
         </w:rPr>
         <w:tab/>
-        <w:t/>
       </w:r>
       <w:r>
         <w:rPr>
@@ -2740,12 +2880,21 @@
           <w:lang w:val="en-US"/>
         </w:rPr>
         <w:tab/>
+      </w:r>
+      <w:r>
+        <w:rPr>
+          <w:rFonts w:hint="default"/>
+          <w:sz w:val="24"/>
+          <w:szCs w:val="24"/>
+          <w:lang w:val="en-US"/>
+        </w:rPr>
         <w:t>"XAUUSD", "XAGUSD"</w:t>
       </w:r>
     </w:p>
     <w:p>
       <w:pPr>
         <w:numPr>
+          <w:ilvl w:val="0"/>
           <w:numId w:val="0"/>
         </w:numPr>
         <w:ind w:leftChars="0" w:firstLine="420" w:firstLineChars="0"/>
@@ -2769,6 +2918,7 @@
     <w:p>
       <w:pPr>
         <w:numPr>
+          <w:ilvl w:val="0"/>
           <w:numId w:val="0"/>
         </w:numPr>
         <w:ind w:leftChars="0" w:firstLine="420" w:firstLineChars="0"/>
@@ -2792,20 +2942,22 @@
     <w:p>
       <w:pPr>
         <w:numPr>
-          <w:numId w:val="0"/>
-        </w:numPr>
-        <w:ind w:leftChars="0" w:firstLine="420" w:firstLineChars="0"/>
-        <w:rPr>
-          <w:rFonts w:hint="default"/>
-          <w:sz w:val="24"/>
-          <w:szCs w:val="24"/>
-          <w:lang w:val="en-US"/>
-        </w:rPr>
-      </w:pPr>
-    </w:p>
-    <w:p>
-      <w:pPr>
-        <w:numPr>
+          <w:ilvl w:val="0"/>
+          <w:numId w:val="0"/>
+        </w:numPr>
+        <w:ind w:leftChars="0" w:firstLine="420" w:firstLineChars="0"/>
+        <w:rPr>
+          <w:rFonts w:hint="default"/>
+          <w:sz w:val="24"/>
+          <w:szCs w:val="24"/>
+          <w:lang w:val="en-US"/>
+        </w:rPr>
+      </w:pPr>
+    </w:p>
+    <w:p>
+      <w:pPr>
+        <w:numPr>
+          <w:ilvl w:val="0"/>
           <w:numId w:val="0"/>
         </w:numPr>
         <w:ind w:leftChars="0" w:firstLine="420" w:firstLineChars="0"/>
@@ -2829,6 +2981,7 @@
     <w:p>
       <w:pPr>
         <w:numPr>
+          <w:ilvl w:val="0"/>
           <w:numId w:val="0"/>
         </w:numPr>
         <w:ind w:leftChars="0" w:firstLine="420" w:firstLineChars="0"/>
@@ -2983,20 +3136,22 @@
     <w:p>
       <w:pPr>
         <w:numPr>
-          <w:numId w:val="0"/>
-        </w:numPr>
-        <w:ind w:leftChars="0" w:firstLine="420" w:firstLineChars="0"/>
-        <w:rPr>
-          <w:rFonts w:hint="default"/>
-          <w:sz w:val="24"/>
-          <w:szCs w:val="24"/>
-          <w:lang w:val="en-US"/>
-        </w:rPr>
-      </w:pPr>
-    </w:p>
-    <w:p>
-      <w:pPr>
-        <w:numPr>
+          <w:ilvl w:val="0"/>
+          <w:numId w:val="0"/>
+        </w:numPr>
+        <w:ind w:leftChars="0" w:firstLine="420" w:firstLineChars="0"/>
+        <w:rPr>
+          <w:rFonts w:hint="default"/>
+          <w:sz w:val="24"/>
+          <w:szCs w:val="24"/>
+          <w:lang w:val="en-US"/>
+        </w:rPr>
+      </w:pPr>
+    </w:p>
+    <w:p>
+      <w:pPr>
+        <w:numPr>
+          <w:ilvl w:val="0"/>
           <w:numId w:val="0"/>
         </w:numPr>
         <w:ind w:firstLine="420" w:firstLineChars="0"/>
@@ -3038,6 +3193,7 @@
     <w:p>
       <w:pPr>
         <w:numPr>
+          <w:ilvl w:val="0"/>
           <w:numId w:val="0"/>
         </w:numPr>
         <w:ind w:firstLine="420" w:firstLineChars="0"/>
@@ -3083,12 +3239,21 @@
           <w:lang w:val="en-US" w:eastAsia="ko-KR"/>
         </w:rPr>
         <w:tab/>
+      </w:r>
+      <w:r>
+        <w:rPr>
+          <w:rFonts w:hint="eastAsia" w:eastAsia="Malgun Gothic"/>
+          <w:sz w:val="24"/>
+          <w:szCs w:val="24"/>
+          <w:lang w:val="en-US" w:eastAsia="ko-KR"/>
+        </w:rPr>
         <w:t>new miners.</w:t>
       </w:r>
     </w:p>
     <w:p>
       <w:pPr>
         <w:numPr>
+          <w:ilvl w:val="0"/>
           <w:numId w:val="0"/>
         </w:numPr>
         <w:ind w:firstLine="420" w:firstLineChars="0"/>
@@ -3145,6 +3310,7 @@
       <w:pPr>
         <w:widowControl w:val="0"/>
         <w:numPr>
+          <w:ilvl w:val="0"/>
           <w:numId w:val="0"/>
         </w:numPr>
         <w:ind w:leftChars="0" w:firstLine="420" w:firstLineChars="0"/>
@@ -3173,6 +3339,14 @@
           <w:lang w:val="en-US" w:eastAsia="ko-KR"/>
         </w:rPr>
         <w:tab/>
+      </w:r>
+      <w:r>
+        <w:rPr>
+          <w:rFonts w:hint="eastAsia" w:eastAsia="Malgun Gothic"/>
+          <w:sz w:val="24"/>
+          <w:szCs w:val="24"/>
+          <w:lang w:val="en-US" w:eastAsia="ko-KR"/>
+        </w:rPr>
         <w:t>rewards.</w:t>
       </w:r>
     </w:p>
@@ -3180,6 +3354,7 @@
       <w:pPr>
         <w:widowControl w:val="0"/>
         <w:numPr>
+          <w:ilvl w:val="0"/>
           <w:numId w:val="0"/>
         </w:numPr>
         <w:ind w:leftChars="0" w:firstLine="420" w:firstLineChars="0"/>
@@ -3208,6 +3383,14 @@
           <w:lang w:val="en-US" w:eastAsia="ko-KR"/>
         </w:rPr>
         <w:tab/>
+      </w:r>
+      <w:r>
+        <w:rPr>
+          <w:rFonts w:hint="eastAsia" w:eastAsia="Malgun Gothic"/>
+          <w:sz w:val="24"/>
+          <w:szCs w:val="24"/>
+          <w:lang w:val="en-US" w:eastAsia="ko-KR"/>
+        </w:rPr>
         <w:t>whole accuracy of model.</w:t>
       </w:r>
     </w:p>
@@ -3215,6 +3398,7 @@
       <w:pPr>
         <w:widowControl w:val="0"/>
         <w:numPr>
+          <w:ilvl w:val="0"/>
           <w:numId w:val="0"/>
         </w:numPr>
         <w:jc w:val="both"/>
@@ -3230,6 +3414,7 @@
       <w:pPr>
         <w:widowControl w:val="0"/>
         <w:numPr>
+          <w:ilvl w:val="0"/>
           <w:numId w:val="0"/>
         </w:numPr>
         <w:jc w:val="both"/>
@@ -3293,6 +3478,7 @@
     <w:p>
       <w:pPr>
         <w:numPr>
+          <w:ilvl w:val="0"/>
           <w:numId w:val="0"/>
         </w:numPr>
         <w:ind w:leftChars="0" w:firstLine="420" w:firstLineChars="0"/>
@@ -3339,6 +3525,7 @@
     <w:p>
       <w:pPr>
         <w:numPr>
+          <w:ilvl w:val="0"/>
           <w:numId w:val="0"/>
         </w:numPr>
         <w:ind w:leftChars="0" w:firstLine="420" w:firstLineChars="0"/>
@@ -3362,6 +3549,7 @@
     <w:p>
       <w:pPr>
         <w:numPr>
+          <w:ilvl w:val="0"/>
           <w:numId w:val="0"/>
         </w:numPr>
         <w:ind w:leftChars="0" w:firstLine="420" w:firstLineChars="0"/>
@@ -3376,6 +3564,7 @@
     <w:p>
       <w:pPr>
         <w:numPr>
+          <w:ilvl w:val="0"/>
           <w:numId w:val="0"/>
         </w:numPr>
         <w:ind w:leftChars="0" w:firstLine="420" w:firstLineChars="0"/>
@@ -3399,6 +3588,7 @@
     <w:p>
       <w:pPr>
         <w:numPr>
+          <w:ilvl w:val="0"/>
           <w:numId w:val="0"/>
         </w:numPr>
         <w:ind w:leftChars="0" w:firstLine="420" w:firstLineChars="0"/>
@@ -3422,6 +3612,7 @@
     <w:p>
       <w:pPr>
         <w:numPr>
+          <w:ilvl w:val="0"/>
           <w:numId w:val="0"/>
         </w:numPr>
         <w:ind w:leftChars="0" w:firstLine="420" w:firstLineChars="0"/>
@@ -3436,6 +3627,7 @@
     <w:p>
       <w:pPr>
         <w:numPr>
+          <w:ilvl w:val="0"/>
           <w:numId w:val="0"/>
         </w:numPr>
         <w:ind w:leftChars="0" w:firstLine="420" w:firstLineChars="0"/>
@@ -3459,6 +3651,7 @@
     <w:p>
       <w:pPr>
         <w:numPr>
+          <w:ilvl w:val="0"/>
           <w:numId w:val="0"/>
         </w:numPr>
         <w:ind w:leftChars="0" w:firstLine="420" w:firstLineChars="0"/>
@@ -3491,6 +3684,7 @@
     <w:p>
       <w:pPr>
         <w:numPr>
+          <w:ilvl w:val="0"/>
           <w:numId w:val="0"/>
         </w:numPr>
         <w:ind w:leftChars="0" w:firstLine="420" w:firstLineChars="0"/>
@@ -3518,12 +3712,21 @@
           <w:lang w:val="en-US" w:eastAsia="ko-KR"/>
         </w:rPr>
         <w:tab/>
+      </w:r>
+      <w:r>
+        <w:rPr>
+          <w:rFonts w:hint="default" w:eastAsia="Malgun Gothic"/>
+          <w:sz w:val="24"/>
+          <w:szCs w:val="24"/>
+          <w:lang w:val="en-US" w:eastAsia="ko-KR"/>
+        </w:rPr>
         <w:t>real_max) - min(pred_min, real_min)</w:t>
       </w:r>
     </w:p>
     <w:p>
       <w:pPr>
         <w:numPr>
+          <w:ilvl w:val="0"/>
           <w:numId w:val="0"/>
         </w:numPr>
         <w:ind w:leftChars="0" w:firstLine="420" w:firstLineChars="0"/>
@@ -3642,20 +3845,22 @@
     <w:p>
       <w:pPr>
         <w:numPr>
-          <w:numId w:val="0"/>
-        </w:numPr>
-        <w:ind w:leftChars="0" w:firstLine="420" w:firstLineChars="0"/>
-        <w:rPr>
-          <w:rFonts w:hint="default"/>
-          <w:sz w:val="24"/>
-          <w:szCs w:val="24"/>
-          <w:lang w:val="en-US"/>
-        </w:rPr>
-      </w:pPr>
-    </w:p>
-    <w:p>
-      <w:pPr>
-        <w:numPr>
+          <w:ilvl w:val="0"/>
+          <w:numId w:val="0"/>
+        </w:numPr>
+        <w:ind w:leftChars="0" w:firstLine="420" w:firstLineChars="0"/>
+        <w:rPr>
+          <w:rFonts w:hint="default"/>
+          <w:sz w:val="24"/>
+          <w:szCs w:val="24"/>
+          <w:lang w:val="en-US"/>
+        </w:rPr>
+      </w:pPr>
+    </w:p>
+    <w:p>
+      <w:pPr>
+        <w:numPr>
+          <w:ilvl w:val="0"/>
           <w:numId w:val="0"/>
         </w:numPr>
         <w:ind w:leftChars="0" w:firstLine="420" w:firstLineChars="0"/>
@@ -3683,30 +3888,15 @@
           <w:lang w:val="en-US"/>
         </w:rPr>
         <w:tab/>
+      </w:r>
+      <w:r>
+        <w:rPr>
+          <w:rFonts w:hint="default"/>
+          <w:sz w:val="24"/>
+          <w:szCs w:val="24"/>
+          <w:lang w:val="en-US"/>
+        </w:rPr>
         <w:t>every 5 mins and low_1h &amp; high_1h of all assets.</w:t>
-      </w:r>
-    </w:p>
-    <w:p>
-      <w:pPr>
-        <w:numPr>
-          <w:numId w:val="0"/>
-        </w:numPr>
-        <w:ind w:leftChars="0" w:firstLine="420" w:firstLineChars="0"/>
-        <w:rPr>
-          <w:rFonts w:hint="default"/>
-          <w:sz w:val="24"/>
-          <w:szCs w:val="24"/>
-          <w:lang w:val="en-US"/>
-        </w:rPr>
-      </w:pPr>
-      <w:r>
-        <w:rPr>
-          <w:rFonts w:hint="default"/>
-          <w:sz w:val="24"/>
-          <w:szCs w:val="24"/>
-          <w:lang w:val="en-US"/>
-        </w:rPr>
-        <w:t>Current register 4 miners and it’s total reward is 0.2 TAO.</w:t>
       </w:r>
     </w:p>
     <w:p>
@@ -3722,6 +3912,8 @@
           <w:lang w:val="en-US"/>
         </w:rPr>
       </w:pPr>
+      <w:bookmarkStart w:id="0" w:name="_GoBack"/>
+      <w:bookmarkEnd w:id="0"/>
       <w:r>
         <w:rPr>
           <w:rFonts w:hint="default"/>
@@ -3736,6 +3928,7 @@
       <w:pPr>
         <w:widowControl w:val="0"/>
         <w:numPr>
+          <w:ilvl w:val="0"/>
           <w:numId w:val="0"/>
         </w:numPr>
         <w:ind w:leftChars="0" w:firstLine="420" w:firstLineChars="0"/>
@@ -3761,6 +3954,7 @@
       <w:pPr>
         <w:widowControl w:val="0"/>
         <w:numPr>
+          <w:ilvl w:val="0"/>
           <w:numId w:val="0"/>
         </w:numPr>
         <w:ind w:leftChars="0" w:firstLine="420" w:firstLineChars="0"/>
@@ -3786,6 +3980,7 @@
       <w:pPr>
         <w:widowControl w:val="0"/>
         <w:numPr>
+          <w:ilvl w:val="0"/>
           <w:numId w:val="0"/>
         </w:numPr>
         <w:jc w:val="both"/>
@@ -3827,6 +4022,7 @@
       <w:pPr>
         <w:widowControl w:val="0"/>
         <w:numPr>
+          <w:ilvl w:val="0"/>
           <w:numId w:val="0"/>
         </w:numPr>
         <w:jc w:val="both"/>
@@ -3846,8 +4042,6 @@
         </w:rPr>
         <w:t>https://github.com/coinmetrics/precog?tab=readme-ov-file</w:t>
       </w:r>
-      <w:bookmarkStart w:id="0" w:name="_GoBack"/>
-      <w:bookmarkEnd w:id="0"/>
     </w:p>
     <w:sectPr>
       <w:pgSz w:w="11906" w:h="16838"/>
